--- a/06-学生侧材料/讲义/2026-06-23-离子反应.docx
+++ b/06-学生侧材料/讲义/2026-06-23-离子反应.docx
@@ -239,6 +239,12 @@
       <m:oMathPara>
         <m:oMathParaPr>
           <m:jc m:val="center"/>
+          <m:ctrlPr>
+            <w:rPr>
+              <w:sz w:val="28"/>
+              <w:szCs w:val="28"/>
+            </w:rPr>
+          </m:ctrlPr>
         </m:oMathParaPr>
         <m:oMath>
           <m:r>
@@ -347,6 +353,14 @@
         <w:t xml:space="preserve">：</w:t>
       </w:r>
       <m:oMath>
+        <m:oMathPr>
+          <m:ctrlPr>
+            <w:rPr>
+              <w:sz w:val="28"/>
+              <w:szCs w:val="28"/>
+            </w:rPr>
+          </m:ctrlPr>
+        </m:oMathPr>
         <m:r>
           <m:rPr>
             <m:nor/>
@@ -424,6 +438,14 @@
         <w:pStyle w:val="BodyText"/>
       </w:pPr>
       <m:oMath>
+        <m:oMathPr>
+          <m:ctrlPr>
+            <w:rPr>
+              <w:sz w:val="28"/>
+              <w:szCs w:val="28"/>
+            </w:rPr>
+          </m:ctrlPr>
+        </m:oMathPr>
         <m:sSub>
           <m:e>
             <m:r>
@@ -496,6 +518,14 @@
         <w:t xml:space="preserve">，</w:t>
       </w:r>
       <m:oMath>
+        <m:oMathPr>
+          <m:ctrlPr>
+            <w:rPr>
+              <w:sz w:val="28"/>
+              <w:szCs w:val="28"/>
+            </w:rPr>
+          </m:ctrlPr>
+        </m:oMathPr>
         <m:sSub>
           <m:e>
             <m:r>
@@ -568,6 +598,14 @@
         <w:t xml:space="preserve">，</w:t>
       </w:r>
       <m:oMath>
+        <m:oMathPr>
+          <m:ctrlPr>
+            <w:rPr>
+              <w:sz w:val="28"/>
+              <w:szCs w:val="28"/>
+            </w:rPr>
+          </m:ctrlPr>
+        </m:oMathPr>
         <m:r>
           <m:t>K</m:t>
         </m:r>
@@ -813,7 +851,7 @@
           <w:p>
             <w:pPr>
               <w:pStyle w:val="Compact"/>
-              <w:jc w:val="left"/>
+              <w:jc w:val="center"/>
             </w:pPr>
             <w:r>
               <w:rPr>
@@ -829,7 +867,7 @@
           <w:p>
             <w:pPr>
               <w:pStyle w:val="Compact"/>
-              <w:jc w:val="left"/>
+              <w:jc w:val="center"/>
             </w:pPr>
             <w:r>
               <w:rPr>
@@ -845,7 +883,7 @@
           <w:p>
             <w:pPr>
               <w:pStyle w:val="Compact"/>
-              <w:jc w:val="left"/>
+              <w:jc w:val="center"/>
             </w:pPr>
             <w:r>
               <w:rPr>
@@ -870,7 +908,7 @@
           <w:p>
             <w:pPr>
               <w:pStyle w:val="Compact"/>
-              <w:jc w:val="left"/>
+              <w:jc w:val="center"/>
             </w:pPr>
             <w:r>
               <w:rPr>
@@ -885,7 +923,7 @@
           <w:p>
             <w:pPr>
               <w:pStyle w:val="Compact"/>
-              <w:jc w:val="left"/>
+              <w:jc w:val="center"/>
             </w:pPr>
             <m:oMath>
               <m:sSup>
@@ -982,7 +1020,7 @@
           <w:p>
             <w:pPr>
               <w:pStyle w:val="Compact"/>
-              <w:jc w:val="left"/>
+              <w:jc w:val="center"/>
             </w:pPr>
             <m:oMath>
               <m:sSub>
@@ -1062,7 +1100,7 @@
           <w:p>
             <w:pPr>
               <w:pStyle w:val="Compact"/>
-              <w:jc w:val="left"/>
+              <w:jc w:val="center"/>
             </w:pPr>
             <w:r>
               <w:rPr>
@@ -1077,7 +1115,7 @@
           <w:p>
             <w:pPr>
               <w:pStyle w:val="Compact"/>
-              <w:jc w:val="left"/>
+              <w:jc w:val="center"/>
             </w:pPr>
             <m:oMath>
               <m:sSubSup>
@@ -1217,7 +1255,7 @@
           <w:p>
             <w:pPr>
               <w:pStyle w:val="Compact"/>
-              <w:jc w:val="left"/>
+              <w:jc w:val="center"/>
             </w:pPr>
             <m:oMath>
               <m:sSub>
@@ -1306,7 +1344,7 @@
           <w:p>
             <w:pPr>
               <w:pStyle w:val="Compact"/>
-              <w:jc w:val="left"/>
+              <w:jc w:val="center"/>
             </w:pPr>
             <w:r>
               <w:rPr>
@@ -1321,7 +1359,7 @@
           <w:p>
             <w:pPr>
               <w:pStyle w:val="Compact"/>
-              <w:jc w:val="left"/>
+              <w:jc w:val="center"/>
             </w:pPr>
             <m:oMath>
               <m:sSubSup>
@@ -1474,7 +1512,7 @@
           <w:p>
             <w:pPr>
               <w:pStyle w:val="Compact"/>
-              <w:jc w:val="left"/>
+              <w:jc w:val="center"/>
             </w:pPr>
             <m:oMath>
               <m:sSub>
@@ -1565,7 +1603,7 @@
           <w:p>
             <w:pPr>
               <w:pStyle w:val="Compact"/>
-              <w:jc w:val="left"/>
+              <w:jc w:val="center"/>
             </w:pPr>
             <w:r>
               <w:rPr>
@@ -1580,7 +1618,7 @@
           <w:p>
             <w:pPr>
               <w:pStyle w:val="Compact"/>
-              <w:jc w:val="left"/>
+              <w:jc w:val="center"/>
             </w:pPr>
             <m:oMath>
               <m:sSup>
@@ -1695,7 +1733,7 @@
           <w:p>
             <w:pPr>
               <w:pStyle w:val="Compact"/>
-              <w:jc w:val="left"/>
+              <w:jc w:val="center"/>
             </w:pPr>
             <m:oMath>
               <m:sSub>
@@ -1815,7 +1853,7 @@
           <w:p>
             <w:pPr>
               <w:pStyle w:val="Compact"/>
-              <w:jc w:val="left"/>
+              <w:jc w:val="center"/>
             </w:pPr>
             <w:r>
               <w:rPr>
@@ -1831,7 +1869,7 @@
           <w:p>
             <w:pPr>
               <w:pStyle w:val="Compact"/>
-              <w:jc w:val="left"/>
+              <w:jc w:val="center"/>
             </w:pPr>
             <w:r>
               <w:rPr>
@@ -1847,7 +1885,7 @@
           <w:p>
             <w:pPr>
               <w:pStyle w:val="Compact"/>
-              <w:jc w:val="left"/>
+              <w:jc w:val="center"/>
             </w:pPr>
             <w:r>
               <w:rPr>
@@ -1865,7 +1903,7 @@
           <w:p>
             <w:pPr>
               <w:pStyle w:val="Compact"/>
-              <w:jc w:val="left"/>
+              <w:jc w:val="center"/>
             </w:pPr>
             <w:r>
               <w:rPr>
@@ -1886,7 +1924,7 @@
           <w:p>
             <w:pPr>
               <w:pStyle w:val="Compact"/>
-              <w:jc w:val="left"/>
+              <w:jc w:val="center"/>
             </w:pPr>
             <m:oMath>
               <m:sSub>
@@ -1918,7 +1956,7 @@
           <w:p>
             <w:pPr>
               <w:pStyle w:val="Compact"/>
-              <w:jc w:val="left"/>
+              <w:jc w:val="center"/>
             </w:pPr>
             <m:oMath>
               <m:sSub>
@@ -1952,7 +1990,7 @@
           <w:p>
             <w:pPr>
               <w:pStyle w:val="Compact"/>
-              <w:jc w:val="left"/>
+              <w:jc w:val="center"/>
             </w:pPr>
             <w:r>
               <w:rPr>
@@ -1967,7 +2005,7 @@
           <w:p>
             <w:pPr>
               <w:pStyle w:val="Compact"/>
-              <w:jc w:val="left"/>
+              <w:jc w:val="center"/>
             </w:pPr>
             <w:r>
               <w:rPr>
@@ -1982,7 +2020,7 @@
           <w:p>
             <w:pPr>
               <w:pStyle w:val="Compact"/>
-              <w:jc w:val="left"/>
+              <w:jc w:val="center"/>
             </w:pPr>
             <w:r>
               <w:rPr>
@@ -1999,7 +2037,7 @@
           <w:p>
             <w:pPr>
               <w:pStyle w:val="Compact"/>
-              <w:jc w:val="left"/>
+              <w:jc w:val="center"/>
             </w:pPr>
             <w:r>
               <w:rPr>
@@ -2014,7 +2052,7 @@
           <w:p>
             <w:pPr>
               <w:pStyle w:val="Compact"/>
-              <w:jc w:val="left"/>
+              <w:jc w:val="center"/>
             </w:pPr>
             <w:r>
               <w:rPr>
@@ -2029,7 +2067,7 @@
           <w:p>
             <w:pPr>
               <w:pStyle w:val="Compact"/>
-              <w:jc w:val="left"/>
+              <w:jc w:val="center"/>
             </w:pPr>
             <w:r>
               <w:rPr>
@@ -2046,7 +2084,7 @@
           <w:p>
             <w:pPr>
               <w:pStyle w:val="Compact"/>
-              <w:jc w:val="left"/>
+              <w:jc w:val="center"/>
             </w:pPr>
             <w:r>
               <w:rPr>
@@ -2061,7 +2099,7 @@
           <w:p>
             <w:pPr>
               <w:pStyle w:val="Compact"/>
-              <w:jc w:val="left"/>
+              <w:jc w:val="center"/>
             </w:pPr>
             <m:oMath>
               <m:sSubSup>
@@ -2214,7 +2252,7 @@
           <w:p>
             <w:pPr>
               <w:pStyle w:val="Compact"/>
-              <w:jc w:val="left"/>
+              <w:jc w:val="center"/>
             </w:pPr>
             <m:oMath>
               <m:sSup>
@@ -2579,9 +2617,6 @@
         <w:pStyle w:val="BlockText"/>
       </w:pPr>
       <w:r>
-        <w:t xml:space="preserve">⚠️ </w:t>
-      </w:r>
-      <w:r>
         <w:rPr>
           <w:rFonts w:hint="eastAsia" w:eastAsia="SimSun" w:ascii="Times New Roman" w:hAnsi="Times New Roman"/>
         </w:rPr>
@@ -2869,6 +2904,12 @@
       <m:oMathPara>
         <m:oMathParaPr>
           <m:jc m:val="center"/>
+          <m:ctrlPr>
+            <w:rPr>
+              <w:sz w:val="28"/>
+              <w:szCs w:val="28"/>
+            </w:rPr>
+          </m:ctrlPr>
         </m:oMathParaPr>
         <m:oMath>
           <m:r>
@@ -3083,6 +3124,12 @@
       <m:oMathPara>
         <m:oMathParaPr>
           <m:jc m:val="center"/>
+          <m:ctrlPr>
+            <w:rPr>
+              <w:sz w:val="28"/>
+              <w:szCs w:val="28"/>
+            </w:rPr>
+          </m:ctrlPr>
         </m:oMathParaPr>
         <m:oMath>
           <m:r>
@@ -3562,6 +3609,14 @@
         <w:t xml:space="preserve">：</w:t>
       </w:r>
       <m:oMath>
+        <m:oMathPr>
+          <m:ctrlPr>
+            <w:rPr>
+              <w:sz w:val="28"/>
+              <w:szCs w:val="28"/>
+            </w:rPr>
+          </m:ctrlPr>
+        </m:oMathPr>
         <m:sSub>
           <m:e>
             <m:r>
@@ -3664,6 +3719,14 @@
         <w:t xml:space="preserve">时反应自发。</w:t>
       </w:r>
       <m:oMath>
+        <m:oMathPr>
+          <m:ctrlPr>
+            <w:rPr>
+              <w:sz w:val="28"/>
+              <w:szCs w:val="28"/>
+            </w:rPr>
+          </m:ctrlPr>
+        </m:oMathPr>
         <m:sSubSup>
           <m:e>
             <m:r>
@@ -3699,6 +3762,14 @@
         <w:t xml:space="preserve">与平衡常数的关系：</w:t>
       </w:r>
       <m:oMath>
+        <m:oMathPr>
+          <m:ctrlPr>
+            <w:rPr>
+              <w:sz w:val="28"/>
+              <w:szCs w:val="28"/>
+            </w:rPr>
+          </m:ctrlPr>
+        </m:oMathPr>
         <m:r>
           <m:rPr>
             <m:sty m:val="p"/>
@@ -3827,12 +3898,6 @@
         <w:pStyle w:val="BlockText"/>
       </w:pPr>
       <w:r>
-        <w:t xml:space="preserve">⚠️</w:t>
-      </w:r>
-      <w:r>
-        <w:t xml:space="preserve"> </w:t>
-      </w:r>
-      <w:r>
         <w:rPr>
           <w:rFonts w:hint="eastAsia" w:eastAsia="SimSun" w:ascii="Times New Roman" w:hAnsi="Times New Roman"/>
           <w:b/>
@@ -3998,6 +4063,12 @@
       <m:oMathPara>
         <m:oMathParaPr>
           <m:jc m:val="center"/>
+          <m:ctrlPr>
+            <w:rPr>
+              <w:sz w:val="28"/>
+              <w:szCs w:val="28"/>
+            </w:rPr>
+          </m:ctrlPr>
         </m:oMathParaPr>
         <m:oMath>
           <m:r>
@@ -4221,6 +4292,14 @@
         <w:t xml:space="preserve"> </w:t>
       </w:r>
       <m:oMath>
+        <m:oMathPr>
+          <m:ctrlPr>
+            <w:rPr>
+              <w:sz w:val="28"/>
+              <w:szCs w:val="28"/>
+            </w:rPr>
+          </m:ctrlPr>
+        </m:oMathPr>
         <m:r>
           <m:rPr>
             <m:sty m:val="p"/>
@@ -4331,6 +4410,14 @@
         <w:t xml:space="preserve">，</w:t>
       </w:r>
       <m:oMath>
+        <m:oMathPr>
+          <m:ctrlPr>
+            <w:rPr>
+              <w:sz w:val="28"/>
+              <w:szCs w:val="28"/>
+            </w:rPr>
+          </m:ctrlPr>
+        </m:oMathPr>
         <m:sSub>
           <m:e>
             <m:r>
@@ -4409,6 +4496,14 @@
         <w:t xml:space="preserve"> </w:t>
       </w:r>
       <m:oMath>
+        <m:oMathPr>
+          <m:ctrlPr>
+            <w:rPr>
+              <w:sz w:val="28"/>
+              <w:szCs w:val="28"/>
+            </w:rPr>
+          </m:ctrlPr>
+        </m:oMathPr>
         <m:r>
           <m:rPr>
             <m:sty m:val="p"/>
@@ -4567,6 +4662,14 @@
         <w:t xml:space="preserve">，</w:t>
       </w:r>
       <m:oMath>
+        <m:oMathPr>
+          <m:ctrlPr>
+            <w:rPr>
+              <w:sz w:val="28"/>
+              <w:szCs w:val="28"/>
+            </w:rPr>
+          </m:ctrlPr>
+        </m:oMathPr>
         <m:sSub>
           <m:e>
             <m:r>
@@ -4637,6 +4740,12 @@
       <m:oMathPara>
         <m:oMathParaPr>
           <m:jc m:val="center"/>
+          <m:ctrlPr>
+            <w:rPr>
+              <w:sz w:val="28"/>
+              <w:szCs w:val="28"/>
+            </w:rPr>
+          </m:ctrlPr>
         </m:oMathParaPr>
         <m:oMath>
           <m:sSub>
@@ -4792,6 +4901,14 @@
         <w:pStyle w:val="FirstParagraph"/>
       </w:pPr>
       <m:oMath>
+        <m:oMathPr>
+          <m:ctrlPr>
+            <w:rPr>
+              <w:sz w:val="28"/>
+              <w:szCs w:val="28"/>
+            </w:rPr>
+          </m:ctrlPr>
+        </m:oMathPr>
         <m:sSub>
           <m:e>
             <m:r>
@@ -4965,7 +5082,7 @@
           <w:p>
             <w:pPr>
               <w:pStyle w:val="Compact"/>
-              <w:jc w:val="left"/>
+              <w:jc w:val="center"/>
             </w:pPr>
             <w:r>
               <w:rPr>
@@ -4981,7 +5098,7 @@
           <w:p>
             <w:pPr>
               <w:pStyle w:val="Compact"/>
-              <w:jc w:val="left"/>
+              <w:jc w:val="center"/>
             </w:pPr>
             <w:r>
               <w:rPr>
@@ -4997,7 +5114,7 @@
           <w:p>
             <w:pPr>
               <w:pStyle w:val="Compact"/>
-              <w:jc w:val="left"/>
+              <w:jc w:val="center"/>
             </w:pPr>
             <w:r>
               <w:rPr>
@@ -5015,7 +5132,7 @@
           <w:p>
             <w:pPr>
               <w:pStyle w:val="Compact"/>
-              <w:jc w:val="left"/>
+              <w:jc w:val="center"/>
             </w:pPr>
             <w:r>
               <w:rPr>
@@ -5032,7 +5149,7 @@
           <w:p>
             <w:pPr>
               <w:pStyle w:val="Compact"/>
-              <w:jc w:val="left"/>
+              <w:jc w:val="center"/>
             </w:pPr>
             <w:r>
               <w:rPr>
@@ -5065,7 +5182,7 @@
           <w:p>
             <w:pPr>
               <w:pStyle w:val="Compact"/>
-              <w:jc w:val="left"/>
+              <w:jc w:val="center"/>
             </w:pPr>
             <w:r>
               <w:rPr>
@@ -5082,6 +5199,7 @@
           <w:p>
             <w:pPr>
               <w:pStyle w:val="Compact"/>
+              <w:jc w:val="center"/>
             </w:pPr>
           </w:p>
         </w:tc>
@@ -5090,7 +5208,7 @@
           <w:p>
             <w:pPr>
               <w:pStyle w:val="Compact"/>
-              <w:jc w:val="left"/>
+              <w:jc w:val="center"/>
             </w:pPr>
             <w:r>
               <w:rPr>
@@ -5123,7 +5241,7 @@
           <w:p>
             <w:pPr>
               <w:pStyle w:val="Compact"/>
-              <w:jc w:val="left"/>
+              <w:jc w:val="center"/>
             </w:pPr>
             <w:r>
               <w:rPr>
@@ -5158,7 +5276,7 @@
           <w:p>
             <w:pPr>
               <w:pStyle w:val="Compact"/>
-              <w:jc w:val="left"/>
+              <w:jc w:val="center"/>
             </w:pPr>
             <w:r>
               <w:rPr>
@@ -5175,7 +5293,7 @@
           <w:p>
             <w:pPr>
               <w:pStyle w:val="Compact"/>
-              <w:jc w:val="left"/>
+              <w:jc w:val="center"/>
             </w:pPr>
             <w:r>
               <w:rPr>
@@ -5202,7 +5320,7 @@
           <w:p>
             <w:pPr>
               <w:pStyle w:val="Compact"/>
-              <w:jc w:val="left"/>
+              <w:jc w:val="center"/>
             </w:pPr>
             <w:r>
               <w:rPr>
@@ -5219,6 +5337,7 @@
           <w:p>
             <w:pPr>
               <w:pStyle w:val="Compact"/>
+              <w:jc w:val="center"/>
             </w:pPr>
           </w:p>
         </w:tc>
@@ -5227,7 +5346,7 @@
           <w:p>
             <w:pPr>
               <w:pStyle w:val="Compact"/>
-              <w:jc w:val="left"/>
+              <w:jc w:val="center"/>
             </w:pPr>
             <w:r>
               <w:rPr>
@@ -5254,7 +5373,7 @@
           <w:p>
             <w:pPr>
               <w:pStyle w:val="Compact"/>
-              <w:jc w:val="left"/>
+              <w:jc w:val="center"/>
             </w:pPr>
             <w:r>
               <w:rPr>
@@ -5271,7 +5390,7 @@
           <w:p>
             <w:pPr>
               <w:pStyle w:val="Compact"/>
-              <w:jc w:val="left"/>
+              <w:jc w:val="center"/>
             </w:pPr>
             <w:r>
               <w:rPr>
@@ -5288,7 +5407,7 @@
           <w:p>
             <w:pPr>
               <w:pStyle w:val="Compact"/>
-              <w:jc w:val="left"/>
+              <w:jc w:val="center"/>
             </w:pPr>
             <w:r>
               <w:rPr>
@@ -5315,7 +5434,7 @@
           <w:p>
             <w:pPr>
               <w:pStyle w:val="Compact"/>
-              <w:jc w:val="left"/>
+              <w:jc w:val="center"/>
             </w:pPr>
             <w:r>
               <w:rPr>
@@ -5332,6 +5451,7 @@
           <w:p>
             <w:pPr>
               <w:pStyle w:val="Compact"/>
+              <w:jc w:val="center"/>
             </w:pPr>
           </w:p>
         </w:tc>
@@ -5340,7 +5460,7 @@
           <w:p>
             <w:pPr>
               <w:pStyle w:val="Compact"/>
-              <w:jc w:val="left"/>
+              <w:jc w:val="center"/>
             </w:pPr>
             <w:r>
               <w:rPr>
@@ -5373,7 +5493,7 @@
           <w:p>
             <w:pPr>
               <w:pStyle w:val="Compact"/>
-              <w:jc w:val="left"/>
+              <w:jc w:val="center"/>
             </w:pPr>
             <w:r>
               <w:rPr>
@@ -5390,7 +5510,7 @@
           <w:p>
             <w:pPr>
               <w:pStyle w:val="Compact"/>
-              <w:jc w:val="left"/>
+              <w:jc w:val="center"/>
             </w:pPr>
             <w:r>
               <w:rPr>
@@ -5407,7 +5527,7 @@
           <w:p>
             <w:pPr>
               <w:pStyle w:val="Compact"/>
-              <w:jc w:val="left"/>
+              <w:jc w:val="center"/>
             </w:pPr>
             <w:r>
               <w:rPr>
@@ -5428,7 +5548,7 @@
           <w:p>
             <w:pPr>
               <w:pStyle w:val="Compact"/>
-              <w:jc w:val="left"/>
+              <w:jc w:val="center"/>
             </w:pPr>
             <w:r>
               <w:rPr>
@@ -5457,6 +5577,7 @@
           <w:p>
             <w:pPr>
               <w:pStyle w:val="Compact"/>
+              <w:jc w:val="center"/>
             </w:pPr>
           </w:p>
         </w:tc>
@@ -5465,7 +5586,7 @@
           <w:p>
             <w:pPr>
               <w:pStyle w:val="Compact"/>
-              <w:jc w:val="left"/>
+              <w:jc w:val="center"/>
             </w:pPr>
             <w:r>
               <w:rPr>
@@ -5486,7 +5607,7 @@
           <w:p>
             <w:pPr>
               <w:pStyle w:val="Compact"/>
-              <w:jc w:val="left"/>
+              <w:jc w:val="center"/>
             </w:pPr>
             <w:r>
               <w:rPr>
@@ -5527,7 +5648,7 @@
           <w:p>
             <w:pPr>
               <w:pStyle w:val="Compact"/>
-              <w:jc w:val="left"/>
+              <w:jc w:val="center"/>
             </w:pPr>
             <w:r>
               <w:rPr>
@@ -5544,7 +5665,7 @@
           <w:p>
             <w:pPr>
               <w:pStyle w:val="Compact"/>
-              <w:jc w:val="left"/>
+              <w:jc w:val="center"/>
             </w:pPr>
             <w:r>
               <w:rPr>
@@ -5571,7 +5692,7 @@
           <w:p>
             <w:pPr>
               <w:pStyle w:val="Compact"/>
-              <w:jc w:val="left"/>
+              <w:jc w:val="center"/>
             </w:pPr>
             <w:r>
               <w:rPr>
@@ -5985,7 +6106,7 @@
           <w:p>
             <w:pPr>
               <w:pStyle w:val="Compact"/>
-              <w:jc w:val="left"/>
+              <w:jc w:val="center"/>
             </w:pPr>
             <w:r>
               <w:rPr>
@@ -6001,7 +6122,7 @@
           <w:p>
             <w:pPr>
               <w:pStyle w:val="Compact"/>
-              <w:jc w:val="left"/>
+              <w:jc w:val="center"/>
             </w:pPr>
             <w:r>
               <w:rPr>
@@ -6017,7 +6138,7 @@
           <w:p>
             <w:pPr>
               <w:pStyle w:val="Compact"/>
-              <w:jc w:val="left"/>
+              <w:jc w:val="center"/>
             </w:pPr>
             <w:r>
               <w:rPr>
@@ -6035,7 +6156,7 @@
           <w:p>
             <w:pPr>
               <w:pStyle w:val="Compact"/>
-              <w:jc w:val="left"/>
+              <w:jc w:val="center"/>
             </w:pPr>
             <w:r>
               <w:rPr>
@@ -6052,7 +6173,7 @@
           <w:p>
             <w:pPr>
               <w:pStyle w:val="Compact"/>
-              <w:jc w:val="left"/>
+              <w:jc w:val="center"/>
             </w:pPr>
             <w:r>
               <w:rPr>
@@ -6067,7 +6188,7 @@
           <w:p>
             <w:pPr>
               <w:pStyle w:val="Compact"/>
-              <w:jc w:val="left"/>
+              <w:jc w:val="center"/>
             </w:pPr>
             <m:oMath>
               <m:sSub>
@@ -6223,7 +6344,7 @@
           <w:p>
             <w:pPr>
               <w:pStyle w:val="Compact"/>
-              <w:jc w:val="left"/>
+              <w:jc w:val="center"/>
             </w:pPr>
             <w:r>
               <w:rPr>
@@ -6240,7 +6361,7 @@
           <w:p>
             <w:pPr>
               <w:pStyle w:val="Compact"/>
-              <w:jc w:val="left"/>
+              <w:jc w:val="center"/>
             </w:pPr>
             <w:r>
               <w:rPr>
@@ -6255,7 +6376,7 @@
           <w:p>
             <w:pPr>
               <w:pStyle w:val="Compact"/>
-              <w:jc w:val="left"/>
+              <w:jc w:val="center"/>
             </w:pPr>
             <w:r>
               <w:rPr>
@@ -6308,7 +6429,7 @@
           <w:p>
             <w:pPr>
               <w:pStyle w:val="Compact"/>
-              <w:jc w:val="left"/>
+              <w:jc w:val="center"/>
             </w:pPr>
             <w:r>
               <w:rPr>
@@ -6325,7 +6446,7 @@
           <w:p>
             <w:pPr>
               <w:pStyle w:val="Compact"/>
-              <w:jc w:val="left"/>
+              <w:jc w:val="center"/>
             </w:pPr>
             <m:oMath>
               <m:sSubSup>
@@ -6438,7 +6559,7 @@
           <w:p>
             <w:pPr>
               <w:pStyle w:val="Compact"/>
-              <w:jc w:val="left"/>
+              <w:jc w:val="center"/>
             </w:pPr>
             <m:oMath>
               <m:sSubSup>
@@ -6547,7 +6668,7 @@
           <w:p>
             <w:pPr>
               <w:pStyle w:val="Compact"/>
-              <w:jc w:val="left"/>
+              <w:jc w:val="center"/>
             </w:pPr>
             <w:r>
               <w:rPr>
@@ -6564,7 +6685,7 @@
           <w:p>
             <w:pPr>
               <w:pStyle w:val="Compact"/>
-              <w:jc w:val="left"/>
+              <w:jc w:val="center"/>
             </w:pPr>
             <w:r>
               <w:rPr>
@@ -6579,7 +6700,7 @@
           <w:p>
             <w:pPr>
               <w:pStyle w:val="Compact"/>
-              <w:jc w:val="left"/>
+              <w:jc w:val="center"/>
             </w:pPr>
             <m:oMath>
               <m:r>
@@ -6793,7 +6914,7 @@
           <w:p>
             <w:pPr>
               <w:pStyle w:val="Compact"/>
-              <w:jc w:val="left"/>
+              <w:jc w:val="center"/>
             </w:pPr>
             <w:r>
               <w:rPr>
@@ -6809,7 +6930,7 @@
           <w:p>
             <w:pPr>
               <w:pStyle w:val="Compact"/>
-              <w:jc w:val="left"/>
+              <w:jc w:val="center"/>
             </w:pPr>
             <w:r>
               <w:rPr>
@@ -6827,7 +6948,7 @@
           <w:p>
             <w:pPr>
               <w:pStyle w:val="Compact"/>
-              <w:jc w:val="left"/>
+              <w:jc w:val="center"/>
             </w:pPr>
             <w:r>
               <w:rPr>
@@ -6860,7 +6981,7 @@
           <w:p>
             <w:pPr>
               <w:pStyle w:val="Compact"/>
-              <w:jc w:val="left"/>
+              <w:jc w:val="center"/>
             </w:pPr>
             <m:oMath>
               <m:sSub>
@@ -6979,7 +7100,7 @@
           <w:p>
             <w:pPr>
               <w:pStyle w:val="Compact"/>
-              <w:jc w:val="left"/>
+              <w:jc w:val="center"/>
             </w:pPr>
             <w:r>
               <w:rPr>
@@ -7012,7 +7133,7 @@
           <w:p>
             <w:pPr>
               <w:pStyle w:val="Compact"/>
-              <w:jc w:val="left"/>
+              <w:jc w:val="center"/>
             </w:pPr>
             <m:oMath>
               <m:sSub>
@@ -7096,7 +7217,7 @@
           <w:p>
             <w:pPr>
               <w:pStyle w:val="Compact"/>
-              <w:jc w:val="left"/>
+              <w:jc w:val="center"/>
             </w:pPr>
             <w:r>
               <w:rPr>
@@ -7117,7 +7238,7 @@
           <w:p>
             <w:pPr>
               <w:pStyle w:val="Compact"/>
-              <w:jc w:val="left"/>
+              <w:jc w:val="center"/>
             </w:pPr>
             <m:oMath>
               <m:sSup>
@@ -7249,7 +7370,7 @@
           <w:p>
             <w:pPr>
               <w:pStyle w:val="Compact"/>
-              <w:jc w:val="left"/>
+              <w:jc w:val="center"/>
             </w:pPr>
             <w:r>
               <w:rPr>
@@ -7270,7 +7391,7 @@
           <w:p>
             <w:pPr>
               <w:pStyle w:val="Compact"/>
-              <w:jc w:val="left"/>
+              <w:jc w:val="center"/>
             </w:pPr>
             <m:oMath>
               <m:sSup>
@@ -7480,7 +7601,7 @@
           <w:p>
             <w:pPr>
               <w:pStyle w:val="Compact"/>
-              <w:jc w:val="left"/>
+              <w:jc w:val="center"/>
             </w:pPr>
             <w:r>
               <w:rPr>
@@ -7496,7 +7617,7 @@
           <w:p>
             <w:pPr>
               <w:pStyle w:val="Compact"/>
-              <w:jc w:val="left"/>
+              <w:jc w:val="center"/>
             </w:pPr>
             <w:r>
               <w:rPr>
@@ -7514,7 +7635,7 @@
           <w:p>
             <w:pPr>
               <w:pStyle w:val="Compact"/>
-              <w:jc w:val="left"/>
+              <w:jc w:val="center"/>
             </w:pPr>
             <w:r>
               <w:rPr>
@@ -7541,7 +7662,7 @@
           <w:p>
             <w:pPr>
               <w:pStyle w:val="Compact"/>
-              <w:jc w:val="left"/>
+              <w:jc w:val="center"/>
             </w:pPr>
             <m:oMath>
               <m:sSup>
@@ -7632,7 +7753,7 @@
           <w:p>
             <w:pPr>
               <w:pStyle w:val="Compact"/>
-              <w:jc w:val="left"/>
+              <w:jc w:val="center"/>
             </w:pPr>
             <w:r>
               <w:rPr>
@@ -7659,7 +7780,7 @@
           <w:p>
             <w:pPr>
               <w:pStyle w:val="Compact"/>
-              <w:jc w:val="left"/>
+              <w:jc w:val="center"/>
             </w:pPr>
             <m:oMath>
               <m:sSup>
@@ -7784,7 +7905,7 @@
           <w:p>
             <w:pPr>
               <w:pStyle w:val="Compact"/>
-              <w:jc w:val="left"/>
+              <w:jc w:val="center"/>
             </w:pPr>
             <w:r>
               <w:rPr>
@@ -7811,7 +7932,7 @@
           <w:p>
             <w:pPr>
               <w:pStyle w:val="Compact"/>
-              <w:jc w:val="left"/>
+              <w:jc w:val="center"/>
             </w:pPr>
             <m:oMath>
               <m:r>
@@ -7936,7 +8057,7 @@
           <w:p>
             <w:pPr>
               <w:pStyle w:val="Compact"/>
-              <w:jc w:val="left"/>
+              <w:jc w:val="center"/>
             </w:pPr>
             <w:r>
               <w:rPr>
@@ -7963,7 +8084,7 @@
           <w:p>
             <w:pPr>
               <w:pStyle w:val="Compact"/>
-              <w:jc w:val="left"/>
+              <w:jc w:val="center"/>
             </w:pPr>
             <m:oMath>
               <m:sSup>
@@ -8137,6 +8258,14 @@
         <w:t xml:space="preserve">还原性顺序：</w:t>
       </w:r>
       <m:oMath>
+        <m:oMathPr>
+          <m:ctrlPr>
+            <w:rPr>
+              <w:sz w:val="28"/>
+              <w:szCs w:val="28"/>
+            </w:rPr>
+          </m:ctrlPr>
+        </m:oMathPr>
         <m:sSup>
           <m:e>
             <m:r>
@@ -8231,7 +8360,7 @@
           <w:p>
             <w:pPr>
               <w:pStyle w:val="Compact"/>
-              <w:jc w:val="left"/>
+              <w:jc w:val="center"/>
             </w:pPr>
             <w:r>
               <w:rPr>
@@ -8247,7 +8376,7 @@
           <w:p>
             <w:pPr>
               <w:pStyle w:val="Compact"/>
-              <w:jc w:val="left"/>
+              <w:jc w:val="center"/>
             </w:pPr>
             <w:r>
               <w:rPr>
@@ -8265,7 +8394,7 @@
           <w:p>
             <w:pPr>
               <w:pStyle w:val="Compact"/>
-              <w:jc w:val="left"/>
+              <w:jc w:val="center"/>
             </w:pPr>
             <w:r>
               <w:rPr>
@@ -8304,7 +8433,7 @@
           <w:p>
             <w:pPr>
               <w:pStyle w:val="Compact"/>
-              <w:jc w:val="left"/>
+              <w:jc w:val="center"/>
             </w:pPr>
             <m:oMath>
               <m:r>
@@ -8411,7 +8540,7 @@
           <w:p>
             <w:pPr>
               <w:pStyle w:val="Compact"/>
-              <w:jc w:val="left"/>
+              <w:jc w:val="center"/>
             </w:pPr>
             <w:r>
               <w:rPr>
@@ -8450,7 +8579,7 @@
           <w:p>
             <w:pPr>
               <w:pStyle w:val="Compact"/>
-              <w:jc w:val="left"/>
+              <w:jc w:val="center"/>
             </w:pPr>
             <m:oMath>
               <m:r>
@@ -8569,7 +8698,7 @@
           <w:p>
             <w:pPr>
               <w:pStyle w:val="Compact"/>
-              <w:jc w:val="left"/>
+              <w:jc w:val="center"/>
             </w:pPr>
             <w:r>
               <w:rPr>
@@ -8608,7 +8737,7 @@
           <w:p>
             <w:pPr>
               <w:pStyle w:val="Compact"/>
-              <w:jc w:val="left"/>
+              <w:jc w:val="center"/>
             </w:pPr>
             <m:oMath>
               <m:r>
@@ -8816,7 +8945,7 @@
           <w:p>
             <w:pPr>
               <w:pStyle w:val="Compact"/>
-              <w:jc w:val="left"/>
+              <w:jc w:val="center"/>
             </w:pPr>
             <w:r>
               <w:rPr>
@@ -8832,7 +8961,7 @@
           <w:p>
             <w:pPr>
               <w:pStyle w:val="Compact"/>
-              <w:jc w:val="left"/>
+              <w:jc w:val="center"/>
             </w:pPr>
             <w:r>
               <w:rPr>
@@ -8848,7 +8977,7 @@
           <w:p>
             <w:pPr>
               <w:pStyle w:val="Compact"/>
-              <w:jc w:val="left"/>
+              <w:jc w:val="center"/>
             </w:pPr>
             <w:r>
               <w:rPr>
@@ -8866,7 +8995,7 @@
           <w:p>
             <w:pPr>
               <w:pStyle w:val="Compact"/>
-              <w:jc w:val="left"/>
+              <w:jc w:val="center"/>
             </w:pPr>
             <w:r>
               <w:rPr>
@@ -8883,7 +9012,7 @@
           <w:p>
             <w:pPr>
               <w:pStyle w:val="Compact"/>
-              <w:jc w:val="left"/>
+              <w:jc w:val="center"/>
             </w:pPr>
             <w:r>
               <w:rPr>
@@ -8922,7 +9051,7 @@
           <w:p>
             <w:pPr>
               <w:pStyle w:val="Compact"/>
-              <w:jc w:val="left"/>
+              <w:jc w:val="center"/>
             </w:pPr>
             <w:r>
               <w:rPr>
@@ -9209,7 +9338,7 @@
           <w:p>
             <w:pPr>
               <w:pStyle w:val="Compact"/>
-              <w:jc w:val="left"/>
+              <w:jc w:val="center"/>
             </w:pPr>
             <w:r>
               <w:rPr>
@@ -9226,7 +9355,7 @@
           <w:p>
             <w:pPr>
               <w:pStyle w:val="Compact"/>
-              <w:jc w:val="left"/>
+              <w:jc w:val="center"/>
             </w:pPr>
             <w:r>
               <w:rPr>
@@ -9265,7 +9394,7 @@
           <w:p>
             <w:pPr>
               <w:pStyle w:val="Compact"/>
-              <w:jc w:val="left"/>
+              <w:jc w:val="center"/>
             </w:pPr>
             <w:r>
               <w:rPr>
@@ -9607,7 +9736,7 @@
           <w:p>
             <w:pPr>
               <w:pStyle w:val="Compact"/>
-              <w:jc w:val="left"/>
+              <w:jc w:val="center"/>
             </w:pPr>
             <w:r>
               <w:rPr>
@@ -9624,7 +9753,7 @@
           <w:p>
             <w:pPr>
               <w:pStyle w:val="Compact"/>
-              <w:jc w:val="left"/>
+              <w:jc w:val="center"/>
             </w:pPr>
             <m:oMath>
               <m:sSubSup>
@@ -9671,7 +9800,7 @@
           <w:p>
             <w:pPr>
               <w:pStyle w:val="Compact"/>
-              <w:jc w:val="left"/>
+              <w:jc w:val="center"/>
             </w:pPr>
             <w:r>
               <w:rPr>
@@ -9777,7 +9906,7 @@
           <w:p>
             <w:pPr>
               <w:pStyle w:val="Compact"/>
-              <w:jc w:val="left"/>
+              <w:jc w:val="center"/>
             </w:pPr>
             <w:r>
               <w:rPr>
@@ -9794,7 +9923,7 @@
           <w:p>
             <w:pPr>
               <w:pStyle w:val="Compact"/>
-              <w:jc w:val="left"/>
+              <w:jc w:val="center"/>
             </w:pPr>
             <m:oMath>
               <m:sSub>
@@ -9936,7 +10065,7 @@
           <w:p>
             <w:pPr>
               <w:pStyle w:val="Compact"/>
-              <w:jc w:val="left"/>
+              <w:jc w:val="center"/>
             </w:pPr>
             <m:oMath>
               <m:sSub>
@@ -10224,6 +10353,14 @@
         <w:t xml:space="preserve">：</w:t>
       </w:r>
       <m:oMath>
+        <m:oMathPr>
+          <m:ctrlPr>
+            <w:rPr>
+              <w:sz w:val="28"/>
+              <w:szCs w:val="28"/>
+            </w:rPr>
+          </m:ctrlPr>
+        </m:oMathPr>
         <m:sSub>
           <m:e>
             <m:r>
@@ -10281,6 +10418,14 @@
         <w:t xml:space="preserve">错误写法：</w:t>
       </w:r>
       <m:oMath>
+        <m:oMathPr>
+          <m:ctrlPr>
+            <w:rPr>
+              <w:sz w:val="28"/>
+              <w:szCs w:val="28"/>
+            </w:rPr>
+          </m:ctrlPr>
+        </m:oMathPr>
         <m:sSub>
           <m:e>
             <m:r>
@@ -10396,6 +10541,14 @@
         <w:t xml:space="preserve">正确写法：</w:t>
       </w:r>
       <m:oMath>
+        <m:oMathPr>
+          <m:ctrlPr>
+            <w:rPr>
+              <w:sz w:val="28"/>
+              <w:szCs w:val="28"/>
+            </w:rPr>
+          </m:ctrlPr>
+        </m:oMathPr>
         <m:r>
           <m:t>3</m:t>
         </m:r>
@@ -10718,6 +10871,14 @@
         <w:t xml:space="preserve"> </w:t>
       </w:r>
       <m:oMath>
+        <m:oMathPr>
+          <m:ctrlPr>
+            <w:rPr>
+              <w:sz w:val="28"/>
+              <w:szCs w:val="28"/>
+            </w:rPr>
+          </m:ctrlPr>
+        </m:oMathPr>
         <m:sSub>
           <m:e>
             <m:r>
@@ -10829,6 +10990,14 @@
         <w:t xml:space="preserve"> </w:t>
       </w:r>
       <m:oMath>
+        <m:oMathPr>
+          <m:ctrlPr>
+            <w:rPr>
+              <w:sz w:val="28"/>
+              <w:szCs w:val="28"/>
+            </w:rPr>
+          </m:ctrlPr>
+        </m:oMathPr>
         <m:sSub>
           <m:e>
             <m:r>
@@ -11096,6 +11265,14 @@
         <w:t xml:space="preserve">离子方程式：</w:t>
       </w:r>
       <m:oMath>
+        <m:oMathPr>
+          <m:ctrlPr>
+            <w:rPr>
+              <w:sz w:val="28"/>
+              <w:szCs w:val="28"/>
+            </w:rPr>
+          </m:ctrlPr>
+        </m:oMathPr>
         <m:r>
           <m:t>3</m:t>
         </m:r>
@@ -11382,6 +11559,14 @@
         <w:t xml:space="preserve">时，</w:t>
       </w:r>
       <m:oMath>
+        <m:oMathPr>
+          <m:ctrlPr>
+            <w:rPr>
+              <w:sz w:val="28"/>
+              <w:szCs w:val="28"/>
+            </w:rPr>
+          </m:ctrlPr>
+        </m:oMathPr>
         <m:sSub>
           <m:e>
             <m:r>
@@ -11470,6 +11655,14 @@
         <w:t xml:space="preserve">，</w:t>
       </w:r>
       <m:oMath>
+        <m:oMathPr>
+          <m:ctrlPr>
+            <w:rPr>
+              <w:sz w:val="28"/>
+              <w:szCs w:val="28"/>
+            </w:rPr>
+          </m:ctrlPr>
+        </m:oMathPr>
         <m:sSub>
           <m:e>
             <m:r>
@@ -11570,6 +11763,14 @@
         <w:t xml:space="preserve">，</w:t>
       </w:r>
       <m:oMath>
+        <m:oMathPr>
+          <m:ctrlPr>
+            <w:rPr>
+              <w:sz w:val="28"/>
+              <w:szCs w:val="28"/>
+            </w:rPr>
+          </m:ctrlPr>
+        </m:oMathPr>
         <m:sSub>
           <m:e>
             <m:r>
@@ -11676,6 +11877,14 @@
         </w:numPr>
       </w:pPr>
       <m:oMath>
+        <m:oMathPr>
+          <m:ctrlPr>
+            <w:rPr>
+              <w:sz w:val="28"/>
+              <w:szCs w:val="28"/>
+            </w:rPr>
+          </m:ctrlPr>
+        </m:oMathPr>
         <m:sSub>
           <m:e>
             <m:r>
@@ -11814,6 +12023,14 @@
         </w:numPr>
       </w:pPr>
       <m:oMath>
+        <m:oMathPr>
+          <m:ctrlPr>
+            <w:rPr>
+              <w:sz w:val="28"/>
+              <w:szCs w:val="28"/>
+            </w:rPr>
+          </m:ctrlPr>
+        </m:oMathPr>
         <m:sSub>
           <m:e>
             <m:r>
@@ -12059,6 +12276,14 @@
         <w:t xml:space="preserve">作酸（质子给体），</w:t>
       </w:r>
       <m:oMath>
+        <m:oMathPr>
+          <m:ctrlPr>
+            <w:rPr>
+              <w:sz w:val="28"/>
+              <w:szCs w:val="28"/>
+            </w:rPr>
+          </m:ctrlPr>
+        </m:oMathPr>
         <m:sSub>
           <m:e>
             <m:r>
@@ -12112,6 +12337,12 @@
       <m:oMathPara>
         <m:oMathParaPr>
           <m:jc m:val="center"/>
+          <m:ctrlPr>
+            <w:rPr>
+              <w:sz w:val="28"/>
+              <w:szCs w:val="28"/>
+            </w:rPr>
+          </m:ctrlPr>
         </m:oMathParaPr>
         <m:oMath>
           <m:r>
@@ -12383,6 +12614,14 @@
         <w:t xml:space="preserve"> </w:t>
       </w:r>
       <m:oMath>
+        <m:oMathPr>
+          <m:ctrlPr>
+            <w:rPr>
+              <w:sz w:val="28"/>
+              <w:szCs w:val="28"/>
+            </w:rPr>
+          </m:ctrlPr>
+        </m:oMathPr>
         <m:sSub>
           <m:e>
             <m:r>
@@ -12497,6 +12736,12 @@
       <m:oMathPara>
         <m:oMathParaPr>
           <m:jc m:val="center"/>
+          <m:ctrlPr>
+            <w:rPr>
+              <w:sz w:val="28"/>
+              <w:szCs w:val="28"/>
+            </w:rPr>
+          </m:ctrlPr>
         </m:oMathParaPr>
         <m:oMath>
           <m:r>
@@ -12773,6 +13018,14 @@
         <w:t xml:space="preserve">不能发生（</w:t>
       </w:r>
       <m:oMath>
+        <m:oMathPr>
+          <m:ctrlPr>
+            <w:rPr>
+              <w:sz w:val="28"/>
+              <w:szCs w:val="28"/>
+            </w:rPr>
+          </m:ctrlPr>
+        </m:oMathPr>
         <m:r>
           <m:t>K</m:t>
         </m:r>
@@ -12826,6 +13079,14 @@
         <w:t xml:space="preserve">能发生（</w:t>
       </w:r>
       <m:oMath>
+        <m:oMathPr>
+          <m:ctrlPr>
+            <w:rPr>
+              <w:sz w:val="28"/>
+              <w:szCs w:val="28"/>
+            </w:rPr>
+          </m:ctrlPr>
+        </m:oMathPr>
         <m:r>
           <m:t>K</m:t>
         </m:r>
@@ -13538,6 +13799,14 @@
         <w:t xml:space="preserve">：</w:t>
       </w:r>
       <m:oMath>
+        <m:oMathPr>
+          <m:ctrlPr>
+            <w:rPr>
+              <w:sz w:val="28"/>
+              <w:szCs w:val="28"/>
+            </w:rPr>
+          </m:ctrlPr>
+        </m:oMathPr>
         <m:r>
           <m:t>3</m:t>
         </m:r>
@@ -13799,6 +14068,14 @@
         <w:t xml:space="preserve">发生完全双水解：</w:t>
       </w:r>
       <m:oMath>
+        <m:oMathPr>
+          <m:ctrlPr>
+            <w:rPr>
+              <w:sz w:val="28"/>
+              <w:szCs w:val="28"/>
+            </w:rPr>
+          </m:ctrlPr>
+        </m:oMathPr>
         <m:sSup>
           <m:e>
             <m:r>
@@ -14189,6 +14466,14 @@
         <w:t xml:space="preserve"> </w:t>
       </w:r>
       <m:oMath>
+        <m:oMathPr>
+          <m:ctrlPr>
+            <w:rPr>
+              <w:sz w:val="28"/>
+              <w:szCs w:val="28"/>
+            </w:rPr>
+          </m:ctrlPr>
+        </m:oMathPr>
         <m:sSub>
           <m:e>
             <m:r>
@@ -14441,6 +14726,12 @@
       <m:oMathPara>
         <m:oMathParaPr>
           <m:jc m:val="center"/>
+          <m:ctrlPr>
+            <w:rPr>
+              <w:sz w:val="28"/>
+              <w:szCs w:val="28"/>
+            </w:rPr>
+          </m:ctrlPr>
         </m:oMathParaPr>
         <m:oMath>
           <m:sSubSup>
@@ -14597,6 +14888,14 @@
         <w:t xml:space="preserve"> </w:t>
       </w:r>
       <m:oMath>
+        <m:oMathPr>
+          <m:ctrlPr>
+            <w:rPr>
+              <w:sz w:val="28"/>
+              <w:szCs w:val="28"/>
+            </w:rPr>
+          </m:ctrlPr>
+        </m:oMathPr>
         <m:sSub>
           <m:e>
             <m:r>
@@ -14732,6 +15031,12 @@
       <m:oMathPara>
         <m:oMathParaPr>
           <m:jc m:val="center"/>
+          <m:ctrlPr>
+            <w:rPr>
+              <w:sz w:val="28"/>
+              <w:szCs w:val="28"/>
+            </w:rPr>
+          </m:ctrlPr>
         </m:oMathParaPr>
         <m:oMath>
           <m:r>
@@ -15065,6 +15370,14 @@
         <w:t xml:space="preserve"> </w:t>
       </w:r>
       <m:oMath>
+        <m:oMathPr>
+          <m:ctrlPr>
+            <w:rPr>
+              <w:sz w:val="28"/>
+              <w:szCs w:val="28"/>
+            </w:rPr>
+          </m:ctrlPr>
+        </m:oMathPr>
         <m:sSup>
           <m:e>
             <m:r>
@@ -15307,6 +15620,12 @@
       <m:oMathPara>
         <m:oMathParaPr>
           <m:jc m:val="center"/>
+          <m:ctrlPr>
+            <w:rPr>
+              <w:sz w:val="28"/>
+              <w:szCs w:val="28"/>
+            </w:rPr>
+          </m:ctrlPr>
         </m:oMathParaPr>
         <m:oMath>
           <m:r>
@@ -15563,7 +15882,7 @@
           <w:p>
             <w:pPr>
               <w:pStyle w:val="Compact"/>
-              <w:jc w:val="left"/>
+              <w:jc w:val="center"/>
             </w:pPr>
             <w:r>
               <w:rPr>
@@ -15579,7 +15898,7 @@
           <w:p>
             <w:pPr>
               <w:pStyle w:val="Compact"/>
-              <w:jc w:val="left"/>
+              <w:jc w:val="center"/>
             </w:pPr>
             <w:r>
               <w:rPr>
@@ -15612,7 +15931,7 @@
           <w:p>
             <w:pPr>
               <w:pStyle w:val="Compact"/>
-              <w:jc w:val="left"/>
+              <w:jc w:val="center"/>
             </w:pPr>
             <w:r>
               <w:rPr>
@@ -15627,7 +15946,7 @@
           <w:p>
             <w:pPr>
               <w:pStyle w:val="Compact"/>
-              <w:jc w:val="left"/>
+              <w:jc w:val="center"/>
             </w:pPr>
             <w:r>
               <w:rPr>
@@ -15659,7 +15978,7 @@
           <w:p>
             <w:pPr>
               <w:pStyle w:val="Compact"/>
-              <w:jc w:val="left"/>
+              <w:jc w:val="center"/>
             </w:pPr>
             <w:r>
               <w:rPr>
@@ -15674,7 +15993,7 @@
           <w:p>
             <w:pPr>
               <w:pStyle w:val="Compact"/>
-              <w:jc w:val="left"/>
+              <w:jc w:val="center"/>
             </w:pPr>
             <w:r>
               <w:rPr>
@@ -15706,7 +16025,7 @@
           <w:p>
             <w:pPr>
               <w:pStyle w:val="Compact"/>
-              <w:jc w:val="left"/>
+              <w:jc w:val="center"/>
             </w:pPr>
             <w:r>
               <w:rPr>
@@ -15721,7 +16040,7 @@
           <w:p>
             <w:pPr>
               <w:pStyle w:val="Compact"/>
-              <w:jc w:val="left"/>
+              <w:jc w:val="center"/>
             </w:pPr>
             <w:r>
               <w:rPr>
@@ -15753,7 +16072,7 @@
           <w:p>
             <w:pPr>
               <w:pStyle w:val="Compact"/>
-              <w:jc w:val="left"/>
+              <w:jc w:val="center"/>
             </w:pPr>
             <w:r>
               <w:rPr>
@@ -15768,7 +16087,7 @@
           <w:p>
             <w:pPr>
               <w:pStyle w:val="Compact"/>
-              <w:jc w:val="left"/>
+              <w:jc w:val="center"/>
             </w:pPr>
             <w:r>
               <w:rPr>
@@ -15800,7 +16119,7 @@
           <w:p>
             <w:pPr>
               <w:pStyle w:val="Compact"/>
-              <w:jc w:val="left"/>
+              <w:jc w:val="center"/>
             </w:pPr>
             <w:r>
               <w:rPr>
@@ -15815,7 +16134,7 @@
           <w:p>
             <w:pPr>
               <w:pStyle w:val="Compact"/>
-              <w:jc w:val="left"/>
+              <w:jc w:val="center"/>
             </w:pPr>
             <w:r>
               <w:rPr>
@@ -15847,7 +16166,7 @@
           <w:p>
             <w:pPr>
               <w:pStyle w:val="Compact"/>
-              <w:jc w:val="left"/>
+              <w:jc w:val="center"/>
             </w:pPr>
             <w:r>
               <w:rPr>
@@ -15862,7 +16181,7 @@
           <w:p>
             <w:pPr>
               <w:pStyle w:val="Compact"/>
-              <w:jc w:val="left"/>
+              <w:jc w:val="center"/>
             </w:pPr>
             <w:r>
               <w:rPr>
@@ -16411,7 +16730,7 @@
           <w:p>
             <w:pPr>
               <w:pStyle w:val="Compact"/>
-              <w:jc w:val="left"/>
+              <w:jc w:val="center"/>
             </w:pPr>
             <w:r>
               <w:rPr>
@@ -16427,7 +16746,7 @@
           <w:p>
             <w:pPr>
               <w:pStyle w:val="Compact"/>
-              <w:jc w:val="left"/>
+              <w:jc w:val="center"/>
             </w:pPr>
             <w:r>
               <w:rPr>
@@ -16443,7 +16762,7 @@
           <w:p>
             <w:pPr>
               <w:pStyle w:val="Compact"/>
-              <w:jc w:val="left"/>
+              <w:jc w:val="center"/>
             </w:pPr>
             <w:r>
               <w:rPr>
@@ -16461,7 +16780,7 @@
           <w:p>
             <w:pPr>
               <w:pStyle w:val="Compact"/>
-              <w:jc w:val="left"/>
+              <w:jc w:val="center"/>
             </w:pPr>
             <w:r>
               <w:rPr>
@@ -16476,7 +16795,7 @@
           <w:p>
             <w:pPr>
               <w:pStyle w:val="Compact"/>
-              <w:jc w:val="left"/>
+              <w:jc w:val="center"/>
             </w:pPr>
             <w:r>
               <w:rPr>
@@ -16491,7 +16810,7 @@
           <w:p>
             <w:pPr>
               <w:pStyle w:val="Compact"/>
-              <w:jc w:val="left"/>
+              <w:jc w:val="center"/>
             </w:pPr>
             <m:oMath>
               <m:sSub>
@@ -16536,7 +16855,7 @@
           <w:p>
             <w:pPr>
               <w:pStyle w:val="Compact"/>
-              <w:jc w:val="left"/>
+              <w:jc w:val="center"/>
             </w:pPr>
             <w:r>
               <w:rPr>
@@ -16551,7 +16870,7 @@
           <w:p>
             <w:pPr>
               <w:pStyle w:val="Compact"/>
-              <w:jc w:val="left"/>
+              <w:jc w:val="center"/>
             </w:pPr>
             <m:oMath>
               <m:sSub>
@@ -16701,7 +17020,7 @@
           <w:p>
             <w:pPr>
               <w:pStyle w:val="Compact"/>
-              <w:jc w:val="left"/>
+              <w:jc w:val="center"/>
             </w:pPr>
             <m:oMath>
               <m:sSub>
@@ -16746,7 +17065,7 @@
           <w:p>
             <w:pPr>
               <w:pStyle w:val="Compact"/>
-              <w:jc w:val="left"/>
+              <w:jc w:val="center"/>
             </w:pPr>
             <w:r>
               <w:rPr>
@@ -16761,7 +17080,7 @@
           <w:p>
             <w:pPr>
               <w:pStyle w:val="Compact"/>
-              <w:jc w:val="left"/>
+              <w:jc w:val="center"/>
             </w:pPr>
             <m:oMath>
               <m:r>
@@ -16848,7 +17167,7 @@
           <w:p>
             <w:pPr>
               <w:pStyle w:val="Compact"/>
-              <w:jc w:val="left"/>
+              <w:jc w:val="center"/>
             </w:pPr>
             <m:oMath>
               <m:sSub>
@@ -16877,7 +17196,7 @@
           <w:p>
             <w:pPr>
               <w:pStyle w:val="Compact"/>
-              <w:jc w:val="left"/>
+              <w:jc w:val="center"/>
             </w:pPr>
             <w:r>
               <w:rPr>
@@ -16892,7 +17211,7 @@
           <w:p>
             <w:pPr>
               <w:pStyle w:val="Compact"/>
-              <w:jc w:val="left"/>
+              <w:jc w:val="center"/>
             </w:pPr>
             <m:oMath>
               <m:sSub>
@@ -16931,7 +17250,7 @@
           <w:p>
             <w:pPr>
               <w:pStyle w:val="Compact"/>
-              <w:jc w:val="left"/>
+              <w:jc w:val="center"/>
             </w:pPr>
             <m:oMath>
               <m:sSub>
@@ -16960,7 +17279,7 @@
           <w:p>
             <w:pPr>
               <w:pStyle w:val="Compact"/>
-              <w:jc w:val="left"/>
+              <w:jc w:val="center"/>
             </w:pPr>
             <w:r>
               <w:rPr>
@@ -16975,7 +17294,7 @@
           <w:p>
             <w:pPr>
               <w:pStyle w:val="Compact"/>
-              <w:jc w:val="left"/>
+              <w:jc w:val="center"/>
             </w:pPr>
             <m:oMath>
               <m:sSub>
@@ -17077,7 +17396,7 @@
           <w:p>
             <w:pPr>
               <w:pStyle w:val="Compact"/>
-              <w:jc w:val="left"/>
+              <w:jc w:val="center"/>
             </w:pPr>
             <m:oMath>
               <m:sSup>
@@ -17128,7 +17447,7 @@
           <w:p>
             <w:pPr>
               <w:pStyle w:val="Compact"/>
-              <w:jc w:val="left"/>
+              <w:jc w:val="center"/>
             </w:pPr>
             <w:r>
               <w:rPr>
@@ -17143,7 +17462,7 @@
           <w:p>
             <w:pPr>
               <w:pStyle w:val="Compact"/>
-              <w:jc w:val="left"/>
+              <w:jc w:val="center"/>
             </w:pPr>
             <m:oMath>
               <m:sSub>
@@ -17263,7 +17582,7 @@
           <w:p>
             <w:pPr>
               <w:pStyle w:val="Compact"/>
-              <w:jc w:val="left"/>
+              <w:jc w:val="center"/>
             </w:pPr>
             <w:r>
               <w:rPr>
@@ -17762,6 +18081,14 @@
         </w:numPr>
       </w:pPr>
       <m:oMath>
+        <m:oMathPr>
+          <m:ctrlPr>
+            <w:rPr>
+              <w:sz w:val="28"/>
+              <w:szCs w:val="28"/>
+            </w:rPr>
+          </m:ctrlPr>
+        </m:oMathPr>
         <m:sSubSup>
           <m:e>
             <m:r>
@@ -17943,6 +18270,14 @@
         <w:t xml:space="preserve"> </w:t>
       </w:r>
       <m:oMath>
+        <m:oMathPr>
+          <m:ctrlPr>
+            <w:rPr>
+              <w:sz w:val="28"/>
+              <w:szCs w:val="28"/>
+            </w:rPr>
+          </m:ctrlPr>
+        </m:oMathPr>
         <m:sSub>
           <m:e>
             <m:r>
@@ -18053,6 +18388,14 @@
         <w:t xml:space="preserve">，</w:t>
       </w:r>
       <m:oMath>
+        <m:oMathPr>
+          <m:ctrlPr>
+            <w:rPr>
+              <w:sz w:val="28"/>
+              <w:szCs w:val="28"/>
+            </w:rPr>
+          </m:ctrlPr>
+        </m:oMathPr>
         <m:sSub>
           <m:e>
             <m:r>
@@ -18162,6 +18505,14 @@
         </w:numPr>
       </w:pPr>
       <m:oMath>
+        <m:oMathPr>
+          <m:ctrlPr>
+            <w:rPr>
+              <w:sz w:val="28"/>
+              <w:szCs w:val="28"/>
+            </w:rPr>
+          </m:ctrlPr>
+        </m:oMathPr>
         <m:sSup>
           <m:e>
             <m:r>
@@ -18302,6 +18653,14 @@
         <w:t xml:space="preserve"> </w:t>
       </w:r>
       <m:oMath>
+        <m:oMathPr>
+          <m:ctrlPr>
+            <w:rPr>
+              <w:sz w:val="28"/>
+              <w:szCs w:val="28"/>
+            </w:rPr>
+          </m:ctrlPr>
+        </m:oMathPr>
         <m:sSub>
           <m:e>
             <m:r>
@@ -18387,6 +18746,14 @@
         <w:t xml:space="preserve">，</w:t>
       </w:r>
       <m:oMath>
+        <m:oMathPr>
+          <m:ctrlPr>
+            <w:rPr>
+              <w:sz w:val="28"/>
+              <w:szCs w:val="28"/>
+            </w:rPr>
+          </m:ctrlPr>
+        </m:oMathPr>
         <m:sSub>
           <m:e>
             <m:r>
@@ -18720,6 +19087,14 @@
         <w:t xml:space="preserve"> </w:t>
       </w:r>
       <m:oMath>
+        <m:oMathPr>
+          <m:ctrlPr>
+            <w:rPr>
+              <w:sz w:val="28"/>
+              <w:szCs w:val="28"/>
+            </w:rPr>
+          </m:ctrlPr>
+        </m:oMathPr>
         <m:sSup>
           <m:e>
             <m:r>
@@ -18824,6 +19199,14 @@
         <w:t xml:space="preserve">，</w:t>
       </w:r>
       <m:oMath>
+        <m:oMathPr>
+          <m:ctrlPr>
+            <w:rPr>
+              <w:sz w:val="28"/>
+              <w:szCs w:val="28"/>
+            </w:rPr>
+          </m:ctrlPr>
+        </m:oMathPr>
         <m:sSup>
           <m:e>
             <m:r>
@@ -19039,6 +19422,14 @@
         <w:t xml:space="preserve"> </w:t>
       </w:r>
       <m:oMath>
+        <m:oMathPr>
+          <m:ctrlPr>
+            <w:rPr>
+              <w:sz w:val="28"/>
+              <w:szCs w:val="28"/>
+            </w:rPr>
+          </m:ctrlPr>
+        </m:oMathPr>
         <m:sSub>
           <m:e>
             <m:r>
@@ -19098,6 +19489,14 @@
         <w:t xml:space="preserve"> </w:t>
       </w:r>
       <m:oMath>
+        <m:oMathPr>
+          <m:ctrlPr>
+            <w:rPr>
+              <w:sz w:val="28"/>
+              <w:szCs w:val="28"/>
+            </w:rPr>
+          </m:ctrlPr>
+        </m:oMathPr>
         <m:sSub>
           <m:e>
             <m:r>
@@ -19174,6 +19573,14 @@
         <w:t xml:space="preserve">，</w:t>
       </w:r>
       <m:oMath>
+        <m:oMathPr>
+          <m:ctrlPr>
+            <w:rPr>
+              <w:sz w:val="28"/>
+              <w:szCs w:val="28"/>
+            </w:rPr>
+          </m:ctrlPr>
+        </m:oMathPr>
         <m:sSub>
           <m:e>
             <m:r>
@@ -19250,6 +19657,14 @@
         <w:t xml:space="preserve">，</w:t>
       </w:r>
       <m:oMath>
+        <m:oMathPr>
+          <m:ctrlPr>
+            <w:rPr>
+              <w:sz w:val="28"/>
+              <w:szCs w:val="28"/>
+            </w:rPr>
+          </m:ctrlPr>
+        </m:oMathPr>
         <m:sSub>
           <m:e>
             <m:r>
@@ -19326,6 +19741,14 @@
         <w:t xml:space="preserve">，</w:t>
       </w:r>
       <m:oMath>
+        <m:oMathPr>
+          <m:ctrlPr>
+            <w:rPr>
+              <w:sz w:val="28"/>
+              <w:szCs w:val="28"/>
+            </w:rPr>
+          </m:ctrlPr>
+        </m:oMathPr>
         <m:sSub>
           <m:e>
             <m:r>
@@ -19444,6 +19867,14 @@
         <w:t xml:space="preserve">，</w:t>
       </w:r>
       <m:oMath>
+        <m:oMathPr>
+          <m:ctrlPr>
+            <w:rPr>
+              <w:sz w:val="28"/>
+              <w:szCs w:val="28"/>
+            </w:rPr>
+          </m:ctrlPr>
+        </m:oMathPr>
         <m:sSub>
           <m:e>
             <m:r>
@@ -19587,6 +20018,14 @@
         <w:t xml:space="preserve">设计流程：</w:t>
       </w:r>
       <m:oMath>
+        <m:oMathPr>
+          <m:ctrlPr>
+            <w:rPr>
+              <w:sz w:val="28"/>
+              <w:szCs w:val="28"/>
+            </w:rPr>
+          </m:ctrlPr>
+        </m:oMathPr>
         <m:r>
           <m:rPr>
             <m:nor/>
@@ -19860,6 +20299,14 @@
         <w:t xml:space="preserve"> </w:t>
       </w:r>
       <m:oMath>
+        <m:oMathPr>
+          <m:ctrlPr>
+            <w:rPr>
+              <w:sz w:val="28"/>
+              <w:szCs w:val="28"/>
+            </w:rPr>
+          </m:ctrlPr>
+        </m:oMathPr>
         <m:r>
           <m:rPr>
             <m:nor/>
@@ -19957,6 +20404,14 @@
         <w:t xml:space="preserve"> </w:t>
       </w:r>
       <m:oMath>
+        <m:oMathPr>
+          <m:ctrlPr>
+            <w:rPr>
+              <w:sz w:val="28"/>
+              <w:szCs w:val="28"/>
+            </w:rPr>
+          </m:ctrlPr>
+        </m:oMathPr>
         <m:sSub>
           <m:e>
             <m:r>
@@ -20097,6 +20552,14 @@
         <w:t xml:space="preserve"> </w:t>
       </w:r>
       <m:oMath>
+        <m:oMathPr>
+          <m:ctrlPr>
+            <w:rPr>
+              <w:sz w:val="28"/>
+              <w:szCs w:val="28"/>
+            </w:rPr>
+          </m:ctrlPr>
+        </m:oMathPr>
         <m:sSup>
           <m:e>
             <m:r>
@@ -20284,6 +20747,14 @@
         <w:t xml:space="preserve"> </w:t>
       </w:r>
       <m:oMath>
+        <m:oMathPr>
+          <m:ctrlPr>
+            <w:rPr>
+              <w:sz w:val="28"/>
+              <w:szCs w:val="28"/>
+            </w:rPr>
+          </m:ctrlPr>
+        </m:oMathPr>
         <m:r>
           <m:t>K</m:t>
         </m:r>
@@ -20475,6 +20946,14 @@
         <w:t xml:space="preserve"> </w:t>
       </w:r>
       <m:oMath>
+        <m:oMathPr>
+          <m:ctrlPr>
+            <w:rPr>
+              <w:sz w:val="28"/>
+              <w:szCs w:val="28"/>
+            </w:rPr>
+          </m:ctrlPr>
+        </m:oMathPr>
         <m:r>
           <m:t>K</m:t>
         </m:r>
@@ -20725,6 +21204,14 @@
         <w:t xml:space="preserve"> </w:t>
       </w:r>
       <m:oMath>
+        <m:oMathPr>
+          <m:ctrlPr>
+            <w:rPr>
+              <w:sz w:val="28"/>
+              <w:szCs w:val="28"/>
+            </w:rPr>
+          </m:ctrlPr>
+        </m:oMathPr>
         <m:sSup>
           <m:e>
             <m:r>
@@ -20814,6 +21301,14 @@
         <w:t xml:space="preserve"> </w:t>
       </w:r>
       <m:oMath>
+        <m:oMathPr>
+          <m:ctrlPr>
+            <w:rPr>
+              <w:sz w:val="28"/>
+              <w:szCs w:val="28"/>
+            </w:rPr>
+          </m:ctrlPr>
+        </m:oMathPr>
         <m:sSup>
           <m:e>
             <m:r>
@@ -20937,6 +21432,14 @@
         <w:t xml:space="preserve"> </w:t>
       </w:r>
       <m:oMath>
+        <m:oMathPr>
+          <m:ctrlPr>
+            <w:rPr>
+              <w:sz w:val="28"/>
+              <w:szCs w:val="28"/>
+            </w:rPr>
+          </m:ctrlPr>
+        </m:oMathPr>
         <m:sSup>
           <m:e>
             <m:r>
@@ -21119,6 +21622,14 @@
         <w:t xml:space="preserve"> </w:t>
       </w:r>
       <m:oMath>
+        <m:oMathPr>
+          <m:ctrlPr>
+            <w:rPr>
+              <w:sz w:val="28"/>
+              <w:szCs w:val="28"/>
+            </w:rPr>
+          </m:ctrlPr>
+        </m:oMathPr>
         <m:sSubSup>
           <m:e>
             <m:r>
@@ -21197,6 +21708,14 @@
         <w:t xml:space="preserve">，反应自发：</w:t>
       </w:r>
       <m:oMath>
+        <m:oMathPr>
+          <m:ctrlPr>
+            <w:rPr>
+              <w:sz w:val="28"/>
+              <w:szCs w:val="28"/>
+            </w:rPr>
+          </m:ctrlPr>
+        </m:oMathPr>
         <m:r>
           <m:t>2</m:t>
         </m:r>
@@ -21326,6 +21845,14 @@
         <w:t xml:space="preserve"> </w:t>
       </w:r>
       <m:oMath>
+        <m:oMathPr>
+          <m:ctrlPr>
+            <w:rPr>
+              <w:sz w:val="28"/>
+              <w:szCs w:val="28"/>
+            </w:rPr>
+          </m:ctrlPr>
+        </m:oMathPr>
         <m:r>
           <m:t>3</m:t>
         </m:r>
@@ -21737,6 +22264,14 @@
         <w:t xml:space="preserve"> </w:t>
       </w:r>
       <m:oMath>
+        <m:oMathPr>
+          <m:ctrlPr>
+            <w:rPr>
+              <w:sz w:val="28"/>
+              <w:szCs w:val="28"/>
+            </w:rPr>
+          </m:ctrlPr>
+        </m:oMathPr>
         <m:r>
           <m:rPr>
             <m:nor/>
@@ -21816,6 +22351,14 @@
         <w:t xml:space="preserve">为例：</w:t>
       </w:r>
       <m:oMath>
+        <m:oMathPr>
+          <m:ctrlPr>
+            <w:rPr>
+              <w:sz w:val="28"/>
+              <w:szCs w:val="28"/>
+            </w:rPr>
+          </m:ctrlPr>
+        </m:oMathPr>
         <m:r>
           <m:t>K</m:t>
         </m:r>

--- a/06-学生侧材料/讲义/2026-06-23-离子反应.docx
+++ b/06-学生侧材料/讲义/2026-06-23-离子反应.docx
@@ -2614,8 +2614,11 @@
     </w:p>
     <w:p>
       <w:pPr>
-        <w:pStyle w:val="BlockText"/>
+        <w:pStyle w:val="BodyText"/>
       </w:pPr>
+      <w:r>
+        <w:t xml:space="preserve">⚠️ </w:t>
+      </w:r>
       <w:r>
         <w:rPr>
           <w:rFonts w:hint="eastAsia" w:eastAsia="SimSun" w:ascii="Times New Roman" w:hAnsi="Times New Roman"/>
@@ -3895,8 +3898,14 @@
     </w:p>
     <w:p>
       <w:pPr>
-        <w:pStyle w:val="BlockText"/>
+        <w:pStyle w:val="BodyText"/>
       </w:pPr>
+      <w:r>
+        <w:t xml:space="preserve">⚠️</w:t>
+      </w:r>
+      <w:r>
+        <w:t xml:space="preserve"> </w:t>
+      </w:r>
       <w:r>
         <w:rPr>
           <w:rFonts w:hint="eastAsia" w:eastAsia="SimSun" w:ascii="Times New Roman" w:hAnsi="Times New Roman"/>
